--- a/public/lesson-35.docx
+++ b/public/lesson-35.docx
@@ -4,19 +4,21 @@
   <w:body>
     <w:p>
       <w:pPr>
+        <w:pStyle w:val="Heading2"/>
         <w:rPr>
-          <w:rFonts w:ascii="Times New Roman" w:hAnsi="Times New Roman" w:cs="Times New Roman"/>
-          <w:sz w:val="24"/>
-          <w:szCs w:val="24"/>
+          <w:lang w:val="ru-RU"/>
         </w:rPr>
       </w:pPr>
       <w:r>
         <w:rPr>
-          <w:rFonts w:ascii="Times New Roman" w:hAnsi="Times New Roman" w:cs="Times New Roman"/>
-          <w:sz w:val="24"/>
-          <w:szCs w:val="24"/>
+          <w:lang w:val="ru-RU"/>
         </w:rPr>
-        <w:t>???</w:t>
+        <w:t>Урок 35</w:t>
+      </w:r>
+    </w:p>
+    <w:p>
+      <w:r>
+        <w:t>Not yet</w:t>
       </w:r>
     </w:p>
     <w:sectPr>
